--- a/docs/investor-materials/v1.5/platform-generic/CTDI-executive-summary-platform.docx
+++ b/docs/investor-materials/v1.5/platform-generic/CTDI-executive-summary-platform.docx
@@ -37,7 +37,7 @@
           <w:i w:val="0"/>
           <w:sz w:val="22"/>
         </w:rPr>
-        <w:t>[operator LLC], LLC · Arlington, VA · August 2026 · info@example.com</w:t>
+        <w:t>CS Executive Services, LLC · Arlington, VA · August 2026 · info@example.com</w:t>
       </w:r>
     </w:p>
     <w:p>
@@ -73,7 +73,7 @@
           <w:i w:val="0"/>
           <w:sz w:val="22"/>
         </w:rPr>
-        <w:t>CTDI (Corporate Travel Dispatch Intelligence) is a 24/7 self-hosted operational dispatch-intelligence platform built and operated by the operator (USMC veteran; owner, [operator LLC], LLC, Arlington, VA). It ingests aviation, rail, weather, and airspace data — including all six FAA SWIM data services under real, approved credentials — computes a deterministic go/no-go operational risk score (the CPS, Critical Predictability State), and pushes real-time alerts to operators. It was built to run the founder's own executive-chauffeur operation and is being packaged for white-label use by ground-transportation and executive-services operators.</w:t>
+        <w:t>CTDI (Corporate Travel Dispatch Intelligence) is a 24/7 self-hosted operational dispatch-intelligence platform built and operated by the operator (USMC veteran; owner, CS Executive Services, LLC, Arlington, VA). It ingests aviation, rail, weather, and airspace data — including all six FAA SWIM data services under real, approved credentials — computes a deterministic go/no-go operational risk score (the CPS, Critical Predictability State), and pushes real-time alerts to operators. It was built to run the founder's own executive-chauffeur operation and is being packaged for white-label use by ground-transportation and executive-services operators.</w:t>
       </w:r>
     </w:p>
     <w:p>
@@ -910,7 +910,7 @@
           <w:i w:val="0"/>
           <w:sz w:val="22"/>
         </w:rPr>
-        <w:t xml:space="preserve"> (Licensor: [operator LLC], LLC), verified as canonical, unmodified BSL text with a correctly-formed parameters block.</w:t>
+        <w:t xml:space="preserve"> (Licensor: CS Executive Services, LLC), verified as canonical, unmodified BSL text with a correctly-formed parameters block.</w:t>
       </w:r>
     </w:p>
     <w:p>
